--- a/Query Optimization.docx
+++ b/Query Optimization.docx
@@ -1867,6 +1867,433 @@
         <w:t>instead of entire table.</w:t>
       </w:r>
     </w:p>
+    <w:p/>
+    <w:p>
+      <w:r>
+        <w:t xml:space="preserve">There is </w:t>
+      </w:r>
+      <w:r>
+        <w:rPr>
+          <w:b/>
+          <w:bCs/>
+        </w:rPr>
+        <w:t>no single universal PARTITION command in SQL</w:t>
+      </w:r>
+      <w:r>
+        <w:t xml:space="preserve"> — it depends on the database you are using (MySQL, PostgreSQL, SQL Server, etc.).</w:t>
+      </w:r>
+    </w:p>
+    <w:p>
+      <w:r>
+        <w:t>Below are the correct ways in major databases:</w:t>
+      </w:r>
+    </w:p>
+    <w:p>
+      <w:r>
+        <w:pict w14:anchorId="71A120EF">
+          <v:rect id="_x0000_i1085" style="width:0;height:1.5pt" o:hralign="center" o:hrstd="t" o:hr="t" fillcolor="#a0a0a0" stroked="f"/>
+        </w:pict>
+      </w:r>
+    </w:p>
+    <w:p>
+      <w:pPr>
+        <w:rPr>
+          <w:b/>
+          <w:bCs/>
+        </w:rPr>
+      </w:pPr>
+      <w:r>
+        <w:rPr>
+          <w:b/>
+          <w:bCs/>
+        </w:rPr>
+        <w:t>1. MySQL – Partition Table</w:t>
+      </w:r>
+    </w:p>
+    <w:p>
+      <w:r>
+        <w:t>Use PARTITION BY while creating the table:</w:t>
+      </w:r>
+    </w:p>
+    <w:p>
+      <w:r>
+        <w:t>CREATE TABLE orders (</w:t>
+      </w:r>
+      <w:r>
+        <w:br/>
+        <w:t xml:space="preserve">    order_id INT,</w:t>
+      </w:r>
+      <w:r>
+        <w:br/>
+        <w:t xml:space="preserve">    order_date DATE,</w:t>
+      </w:r>
+      <w:r>
+        <w:br/>
+        <w:t xml:space="preserve">    order_year INT</w:t>
+      </w:r>
+      <w:r>
+        <w:br/>
+        <w:t>)</w:t>
+      </w:r>
+      <w:r>
+        <w:br/>
+        <w:t>PARTITION BY RANGE (order_year) (</w:t>
+      </w:r>
+      <w:r>
+        <w:br/>
+        <w:t xml:space="preserve">    PARTITION p2022 VALUES LESS THAN (2023),</w:t>
+      </w:r>
+      <w:r>
+        <w:br/>
+        <w:t xml:space="preserve">    PARTITION p2023 VALUES LESS THAN (2024),</w:t>
+      </w:r>
+      <w:r>
+        <w:br/>
+        <w:t xml:space="preserve">    PARTITION p2024 VALUES LESS THAN (2025)</w:t>
+      </w:r>
+      <w:r>
+        <w:br/>
+        <w:t>);</w:t>
+      </w:r>
+    </w:p>
+    <w:p>
+      <w:r>
+        <w:t>Query remains simple:</w:t>
+      </w:r>
+    </w:p>
+    <w:p>
+      <w:r>
+        <w:t xml:space="preserve">SELECT * </w:t>
+      </w:r>
+      <w:r>
+        <w:br/>
+        <w:t>FROM orders</w:t>
+      </w:r>
+      <w:r>
+        <w:br/>
+        <w:t>WHERE order_year = 2024;</w:t>
+      </w:r>
+    </w:p>
+    <w:p>
+      <w:r>
+        <w:rPr>
+          <w:rFonts w:ascii="Segoe UI Emoji" w:hAnsi="Segoe UI Emoji" w:cs="Segoe UI Emoji"/>
+        </w:rPr>
+        <w:t>👉</w:t>
+      </w:r>
+      <w:r>
+        <w:t xml:space="preserve"> MySQL automatically scans only the required partition.</w:t>
+      </w:r>
+    </w:p>
+    <w:p>
+      <w:r>
+        <w:pict w14:anchorId="4D797692">
+          <v:rect id="_x0000_i1086" style="width:0;height:1.5pt" o:hralign="center" o:hrstd="t" o:hr="t" fillcolor="#a0a0a0" stroked="f"/>
+        </w:pict>
+      </w:r>
+    </w:p>
+    <w:p>
+      <w:pPr>
+        <w:rPr>
+          <w:b/>
+          <w:bCs/>
+        </w:rPr>
+      </w:pPr>
+      <w:r>
+        <w:rPr>
+          <w:b/>
+          <w:bCs/>
+        </w:rPr>
+        <w:t>2. PostgreSQL – Declarative Partitioning</w:t>
+      </w:r>
+    </w:p>
+    <w:p>
+      <w:r>
+        <w:t>CREATE TABLE orders (</w:t>
+      </w:r>
+      <w:r>
+        <w:br/>
+        <w:t xml:space="preserve">    order_id INT,</w:t>
+      </w:r>
+      <w:r>
+        <w:br/>
+        <w:t xml:space="preserve">    order_date DATE,</w:t>
+      </w:r>
+      <w:r>
+        <w:br/>
+      </w:r>
+      <w:r>
+        <w:lastRenderedPageBreak/>
+        <w:t xml:space="preserve">    order_year INT</w:t>
+      </w:r>
+      <w:r>
+        <w:br/>
+        <w:t>) PARTITION BY RANGE (order_year);</w:t>
+      </w:r>
+    </w:p>
+    <w:p>
+      <w:r>
+        <w:t>Then create partitions:</w:t>
+      </w:r>
+    </w:p>
+    <w:p>
+      <w:r>
+        <w:t>CREATE TABLE orders_2022 PARTITION OF orders</w:t>
+      </w:r>
+      <w:r>
+        <w:br/>
+        <w:t>FOR VALUES FROM (2022) TO (2023);</w:t>
+      </w:r>
+      <w:r>
+        <w:br/>
+      </w:r>
+      <w:r>
+        <w:br/>
+        <w:t>CREATE TABLE orders_2023 PARTITION OF orders</w:t>
+      </w:r>
+      <w:r>
+        <w:br/>
+        <w:t>FOR VALUES FROM (2023) TO (2024);</w:t>
+      </w:r>
+      <w:r>
+        <w:br/>
+      </w:r>
+      <w:r>
+        <w:br/>
+        <w:t>CREATE TABLE orders_2024 PARTITION OF orders</w:t>
+      </w:r>
+      <w:r>
+        <w:br/>
+        <w:t>FOR VALUES FROM (2024) TO (2025);</w:t>
+      </w:r>
+    </w:p>
+    <w:p>
+      <w:r>
+        <w:pict w14:anchorId="47C6A1B8">
+          <v:rect id="_x0000_i1087" style="width:0;height:1.5pt" o:hralign="center" o:hrstd="t" o:hr="t" fillcolor="#a0a0a0" stroked="f"/>
+        </w:pict>
+      </w:r>
+    </w:p>
+    <w:p>
+      <w:pPr>
+        <w:rPr>
+          <w:b/>
+          <w:bCs/>
+        </w:rPr>
+      </w:pPr>
+      <w:r>
+        <w:rPr>
+          <w:b/>
+          <w:bCs/>
+        </w:rPr>
+        <w:t>3. SQL Server – Partition Function + Scheme</w:t>
+      </w:r>
+    </w:p>
+    <w:p>
+      <w:r>
+        <w:t>CREATE PARTITION FUNCTION pf_orders (INT)</w:t>
+      </w:r>
+      <w:r>
+        <w:br/>
+        <w:t>AS RANGE LEFT FOR VALUES (2022, 2023, 2024);</w:t>
+      </w:r>
+      <w:r>
+        <w:br/>
+      </w:r>
+      <w:r>
+        <w:br/>
+        <w:t>CREATE PARTITION SCHEME ps_orders</w:t>
+      </w:r>
+      <w:r>
+        <w:br/>
+        <w:t>AS PARTITION pf_orders</w:t>
+      </w:r>
+      <w:r>
+        <w:br/>
+        <w:t>ALL TO ([PRIMARY]);</w:t>
+      </w:r>
+      <w:r>
+        <w:br/>
+      </w:r>
+      <w:r>
+        <w:br/>
+        <w:t>CREATE TABLE orders (</w:t>
+      </w:r>
+      <w:r>
+        <w:br/>
+        <w:t xml:space="preserve">    order_id INT,</w:t>
+      </w:r>
+      <w:r>
+        <w:br/>
+        <w:t xml:space="preserve">    order_year INT</w:t>
+      </w:r>
+      <w:r>
+        <w:br/>
+        <w:t>) ON ps_orders(order_year);</w:t>
+      </w:r>
+    </w:p>
+    <w:p>
+      <w:r>
+        <w:pict w14:anchorId="2A36F227">
+          <v:rect id="_x0000_i1088" style="width:0;height:1.5pt" o:hralign="center" o:hrstd="t" o:hr="t" fillcolor="#a0a0a0" stroked="f"/>
+        </w:pict>
+      </w:r>
+    </w:p>
+    <w:p>
+      <w:pPr>
+        <w:rPr>
+          <w:b/>
+          <w:bCs/>
+        </w:rPr>
+      </w:pPr>
+      <w:r>
+        <w:rPr>
+          <w:b/>
+          <w:bCs/>
+        </w:rPr>
+        <w:t>4. Important Interview Point</w:t>
+      </w:r>
+    </w:p>
+    <w:p>
+      <w:r>
+        <w:t xml:space="preserve">Partitioning is </w:t>
+      </w:r>
+      <w:r>
+        <w:rPr>
+          <w:b/>
+          <w:bCs/>
+        </w:rPr>
+        <w:t>not about creating multiple tables manually</w:t>
+      </w:r>
+      <w:r>
+        <w:t>, it is:</w:t>
+      </w:r>
+    </w:p>
+    <w:p>
+      <w:pPr>
+        <w:numPr>
+          <w:ilvl w:val="0"/>
+          <w:numId w:val="18"/>
+        </w:numPr>
+      </w:pPr>
+      <w:r>
+        <w:t>Logical split → single table</w:t>
+      </w:r>
+    </w:p>
+    <w:p>
+      <w:pPr>
+        <w:numPr>
+          <w:ilvl w:val="0"/>
+          <w:numId w:val="18"/>
+        </w:numPr>
+      </w:pPr>
+      <w:r>
+        <w:t>Physical storage → multiple partitions</w:t>
+      </w:r>
+    </w:p>
+    <w:p>
+      <w:pPr>
+        <w:numPr>
+          <w:ilvl w:val="0"/>
+          <w:numId w:val="18"/>
+        </w:numPr>
+      </w:pPr>
+      <w:r>
+        <w:t>Query stays the same</w:t>
+      </w:r>
+    </w:p>
+    <w:p>
+      <w:r>
+        <w:pict w14:anchorId="18F481A3">
+          <v:rect id="_x0000_i1089" style="width:0;height:1.5pt" o:hralign="center" o:hrstd="t" o:hr="t" fillcolor="#a0a0a0" stroked="f"/>
+        </w:pict>
+      </w:r>
+    </w:p>
+    <w:p>
+      <w:pPr>
+        <w:rPr>
+          <w:b/>
+          <w:bCs/>
+        </w:rPr>
+      </w:pPr>
+      <w:r>
+        <w:rPr>
+          <w:b/>
+          <w:bCs/>
+        </w:rPr>
+        <w:t>5. Difference from Sharding</w:t>
+      </w:r>
+    </w:p>
+    <w:p>
+      <w:pPr>
+        <w:numPr>
+          <w:ilvl w:val="0"/>
+          <w:numId w:val="19"/>
+        </w:numPr>
+      </w:pPr>
+      <w:r>
+        <w:rPr>
+          <w:b/>
+          <w:bCs/>
+        </w:rPr>
+        <w:t>Partitioning</w:t>
+      </w:r>
+      <w:r>
+        <w:t xml:space="preserve"> → inside same DB</w:t>
+      </w:r>
+    </w:p>
+    <w:p>
+      <w:pPr>
+        <w:numPr>
+          <w:ilvl w:val="0"/>
+          <w:numId w:val="19"/>
+        </w:numPr>
+      </w:pPr>
+      <w:r>
+        <w:rPr>
+          <w:b/>
+          <w:bCs/>
+        </w:rPr>
+        <w:t>Sharding</w:t>
+      </w:r>
+      <w:r>
+        <w:t xml:space="preserve"> → across multiple DBs/servers</w:t>
+      </w:r>
+    </w:p>
+    <w:p>
+      <w:r>
+        <w:lastRenderedPageBreak/>
+        <w:pict w14:anchorId="771DF7EB">
+          <v:rect id="_x0000_i1090" style="width:0;height:1.5pt" o:hralign="center" o:hrstd="t" o:hr="t" fillcolor="#a0a0a0" stroked="f"/>
+        </w:pict>
+      </w:r>
+    </w:p>
+    <w:p>
+      <w:pPr>
+        <w:rPr>
+          <w:b/>
+          <w:bCs/>
+        </w:rPr>
+      </w:pPr>
+      <w:r>
+        <w:rPr>
+          <w:b/>
+          <w:bCs/>
+        </w:rPr>
+        <w:t>6. If Interviewer Asks “Command for Partition”</w:t>
+      </w:r>
+    </w:p>
+    <w:p>
+      <w:r>
+        <w:t>Answer:</w:t>
+      </w:r>
+    </w:p>
+    <w:p>
+      <w:r>
+        <w:t>“We use PARTITION BY clause while creating tables (syntax depends on DB like MySQL/PostgreSQL), typically with RANGE, LIST, or HASH partitioning.”</w:t>
+      </w:r>
+    </w:p>
+    <w:p/>
     <w:p>
       <w:r>
         <w:pict w14:anchorId="42E31FF0">
@@ -1891,30 +2318,22 @@
     </w:p>
     <w:tbl>
       <w:tblPr>
-        <w:tblW w:w="0" w:type="auto"/>
-        <w:tblCellSpacing w:w="15" w:type="dxa"/>
-        <w:tblCellMar>
-          <w:top w:w="15" w:type="dxa"/>
-          <w:left w:w="15" w:type="dxa"/>
-          <w:bottom w:w="15" w:type="dxa"/>
-          <w:right w:w="15" w:type="dxa"/>
-        </w:tblCellMar>
+        <w:tblStyle w:val="TableGrid"/>
+        <w:tblW w:w="6710" w:type="dxa"/>
         <w:tblLook w:val="04A0" w:firstRow="1" w:lastRow="0" w:firstColumn="1" w:lastColumn="0" w:noHBand="0" w:noVBand="1"/>
       </w:tblPr>
       <w:tblGrid>
-        <w:gridCol w:w="1411"/>
-        <w:gridCol w:w="1891"/>
-        <w:gridCol w:w="2780"/>
+        <w:gridCol w:w="1597"/>
+        <w:gridCol w:w="2107"/>
+        <w:gridCol w:w="3006"/>
       </w:tblGrid>
       <w:tr>
         <w:trPr>
-          <w:tblHeader/>
-          <w:tblCellSpacing w:w="15" w:type="dxa"/>
+          <w:trHeight w:val="422"/>
         </w:trPr>
         <w:tc>
           <w:tcPr>
             <w:tcW w:w="0" w:type="auto"/>
-            <w:vAlign w:val="center"/>
             <w:hideMark/>
           </w:tcPr>
           <w:p>
@@ -1936,7 +2355,6 @@
         <w:tc>
           <w:tcPr>
             <w:tcW w:w="0" w:type="auto"/>
-            <w:vAlign w:val="center"/>
             <w:hideMark/>
           </w:tcPr>
           <w:p>
@@ -1958,7 +2376,6 @@
         <w:tc>
           <w:tcPr>
             <w:tcW w:w="0" w:type="auto"/>
-            <w:vAlign w:val="center"/>
             <w:hideMark/>
           </w:tcPr>
           <w:p>
@@ -1980,12 +2397,11 @@
       </w:tr>
       <w:tr>
         <w:trPr>
-          <w:tblCellSpacing w:w="15" w:type="dxa"/>
+          <w:trHeight w:val="422"/>
         </w:trPr>
         <w:tc>
           <w:tcPr>
             <w:tcW w:w="0" w:type="auto"/>
-            <w:vAlign w:val="center"/>
             <w:hideMark/>
           </w:tcPr>
           <w:p>
@@ -1997,7 +2413,6 @@
         <w:tc>
           <w:tcPr>
             <w:tcW w:w="0" w:type="auto"/>
-            <w:vAlign w:val="center"/>
             <w:hideMark/>
           </w:tcPr>
           <w:p>
@@ -2009,7 +2424,6 @@
         <w:tc>
           <w:tcPr>
             <w:tcW w:w="0" w:type="auto"/>
-            <w:vAlign w:val="center"/>
             <w:hideMark/>
           </w:tcPr>
           <w:p>
@@ -2021,12 +2435,11 @@
       </w:tr>
       <w:tr>
         <w:trPr>
-          <w:tblCellSpacing w:w="15" w:type="dxa"/>
+          <w:trHeight w:val="440"/>
         </w:trPr>
         <w:tc>
           <w:tcPr>
             <w:tcW w:w="0" w:type="auto"/>
-            <w:vAlign w:val="center"/>
             <w:hideMark/>
           </w:tcPr>
           <w:p>
@@ -2038,7 +2451,6 @@
         <w:tc>
           <w:tcPr>
             <w:tcW w:w="0" w:type="auto"/>
-            <w:vAlign w:val="center"/>
             <w:hideMark/>
           </w:tcPr>
           <w:p>
@@ -2050,7 +2462,6 @@
         <w:tc>
           <w:tcPr>
             <w:tcW w:w="0" w:type="auto"/>
-            <w:vAlign w:val="center"/>
             <w:hideMark/>
           </w:tcPr>
           <w:p>
@@ -2062,12 +2473,11 @@
       </w:tr>
       <w:tr>
         <w:trPr>
-          <w:tblCellSpacing w:w="15" w:type="dxa"/>
+          <w:trHeight w:val="422"/>
         </w:trPr>
         <w:tc>
           <w:tcPr>
             <w:tcW w:w="0" w:type="auto"/>
-            <w:vAlign w:val="center"/>
             <w:hideMark/>
           </w:tcPr>
           <w:p>
@@ -2079,7 +2489,6 @@
         <w:tc>
           <w:tcPr>
             <w:tcW w:w="0" w:type="auto"/>
-            <w:vAlign w:val="center"/>
             <w:hideMark/>
           </w:tcPr>
           <w:p>
@@ -2091,7 +2500,6 @@
         <w:tc>
           <w:tcPr>
             <w:tcW w:w="0" w:type="auto"/>
-            <w:vAlign w:val="center"/>
             <w:hideMark/>
           </w:tcPr>
           <w:p>
@@ -2103,12 +2511,11 @@
       </w:tr>
       <w:tr>
         <w:trPr>
-          <w:tblCellSpacing w:w="15" w:type="dxa"/>
+          <w:trHeight w:val="422"/>
         </w:trPr>
         <w:tc>
           <w:tcPr>
             <w:tcW w:w="0" w:type="auto"/>
-            <w:vAlign w:val="center"/>
             <w:hideMark/>
           </w:tcPr>
           <w:p>
@@ -2120,7 +2527,6 @@
         <w:tc>
           <w:tcPr>
             <w:tcW w:w="0" w:type="auto"/>
-            <w:vAlign w:val="center"/>
             <w:hideMark/>
           </w:tcPr>
           <w:p>
@@ -2132,7 +2538,6 @@
         <w:tc>
           <w:tcPr>
             <w:tcW w:w="0" w:type="auto"/>
-            <w:vAlign w:val="center"/>
             <w:hideMark/>
           </w:tcPr>
           <w:p>
@@ -2274,12 +2679,12 @@
     </w:p>
     <w:p>
       <w:r>
+        <w:t>SUM(salary) OVER (PARTITION BY dept ORDER BY hire_date)</w:t>
+      </w:r>
+    </w:p>
+    <w:p>
+      <w:r>
         <w:lastRenderedPageBreak/>
-        <w:t>SUM(salary) OVER (PARTITION BY dept ORDER BY hire_date)</w:t>
-      </w:r>
-    </w:p>
-    <w:p>
-      <w:r>
         <w:t>Database must:</w:t>
       </w:r>
     </w:p>
@@ -3807,6 +4212,155 @@
     </w:lvl>
   </w:abstractNum>
   <w:abstractNum w:abstractNumId="9" w15:restartNumberingAfterBreak="0">
+    <w:nsid w:val="2EAA74B3"/>
+    <w:multiLevelType w:val="multilevel"/>
+    <w:tmpl w:val="85D4831C"/>
+    <w:lvl w:ilvl="0">
+      <w:start w:val="1"/>
+      <w:numFmt w:val="bullet"/>
+      <w:lvlText w:val=""/>
+      <w:lvlJc w:val="left"/>
+      <w:pPr>
+        <w:tabs>
+          <w:tab w:val="num" w:pos="720"/>
+        </w:tabs>
+        <w:ind w:left="720" w:hanging="360"/>
+      </w:pPr>
+      <w:rPr>
+        <w:rFonts w:ascii="Symbol" w:hAnsi="Symbol" w:hint="default"/>
+        <w:sz w:val="20"/>
+      </w:rPr>
+    </w:lvl>
+    <w:lvl w:ilvl="1" w:tentative="1">
+      <w:start w:val="1"/>
+      <w:numFmt w:val="bullet"/>
+      <w:lvlText w:val="o"/>
+      <w:lvlJc w:val="left"/>
+      <w:pPr>
+        <w:tabs>
+          <w:tab w:val="num" w:pos="1440"/>
+        </w:tabs>
+        <w:ind w:left="1440" w:hanging="360"/>
+      </w:pPr>
+      <w:rPr>
+        <w:rFonts w:ascii="Courier New" w:hAnsi="Courier New" w:hint="default"/>
+        <w:sz w:val="20"/>
+      </w:rPr>
+    </w:lvl>
+    <w:lvl w:ilvl="2" w:tentative="1">
+      <w:start w:val="1"/>
+      <w:numFmt w:val="bullet"/>
+      <w:lvlText w:val=""/>
+      <w:lvlJc w:val="left"/>
+      <w:pPr>
+        <w:tabs>
+          <w:tab w:val="num" w:pos="2160"/>
+        </w:tabs>
+        <w:ind w:left="2160" w:hanging="360"/>
+      </w:pPr>
+      <w:rPr>
+        <w:rFonts w:ascii="Wingdings" w:hAnsi="Wingdings" w:hint="default"/>
+        <w:sz w:val="20"/>
+      </w:rPr>
+    </w:lvl>
+    <w:lvl w:ilvl="3" w:tentative="1">
+      <w:start w:val="1"/>
+      <w:numFmt w:val="bullet"/>
+      <w:lvlText w:val=""/>
+      <w:lvlJc w:val="left"/>
+      <w:pPr>
+        <w:tabs>
+          <w:tab w:val="num" w:pos="2880"/>
+        </w:tabs>
+        <w:ind w:left="2880" w:hanging="360"/>
+      </w:pPr>
+      <w:rPr>
+        <w:rFonts w:ascii="Wingdings" w:hAnsi="Wingdings" w:hint="default"/>
+        <w:sz w:val="20"/>
+      </w:rPr>
+    </w:lvl>
+    <w:lvl w:ilvl="4" w:tentative="1">
+      <w:start w:val="1"/>
+      <w:numFmt w:val="bullet"/>
+      <w:lvlText w:val=""/>
+      <w:lvlJc w:val="left"/>
+      <w:pPr>
+        <w:tabs>
+          <w:tab w:val="num" w:pos="3600"/>
+        </w:tabs>
+        <w:ind w:left="3600" w:hanging="360"/>
+      </w:pPr>
+      <w:rPr>
+        <w:rFonts w:ascii="Wingdings" w:hAnsi="Wingdings" w:hint="default"/>
+        <w:sz w:val="20"/>
+      </w:rPr>
+    </w:lvl>
+    <w:lvl w:ilvl="5" w:tentative="1">
+      <w:start w:val="1"/>
+      <w:numFmt w:val="bullet"/>
+      <w:lvlText w:val=""/>
+      <w:lvlJc w:val="left"/>
+      <w:pPr>
+        <w:tabs>
+          <w:tab w:val="num" w:pos="4320"/>
+        </w:tabs>
+        <w:ind w:left="4320" w:hanging="360"/>
+      </w:pPr>
+      <w:rPr>
+        <w:rFonts w:ascii="Wingdings" w:hAnsi="Wingdings" w:hint="default"/>
+        <w:sz w:val="20"/>
+      </w:rPr>
+    </w:lvl>
+    <w:lvl w:ilvl="6" w:tentative="1">
+      <w:start w:val="1"/>
+      <w:numFmt w:val="bullet"/>
+      <w:lvlText w:val=""/>
+      <w:lvlJc w:val="left"/>
+      <w:pPr>
+        <w:tabs>
+          <w:tab w:val="num" w:pos="5040"/>
+        </w:tabs>
+        <w:ind w:left="5040" w:hanging="360"/>
+      </w:pPr>
+      <w:rPr>
+        <w:rFonts w:ascii="Wingdings" w:hAnsi="Wingdings" w:hint="default"/>
+        <w:sz w:val="20"/>
+      </w:rPr>
+    </w:lvl>
+    <w:lvl w:ilvl="7" w:tentative="1">
+      <w:start w:val="1"/>
+      <w:numFmt w:val="bullet"/>
+      <w:lvlText w:val=""/>
+      <w:lvlJc w:val="left"/>
+      <w:pPr>
+        <w:tabs>
+          <w:tab w:val="num" w:pos="5760"/>
+        </w:tabs>
+        <w:ind w:left="5760" w:hanging="360"/>
+      </w:pPr>
+      <w:rPr>
+        <w:rFonts w:ascii="Wingdings" w:hAnsi="Wingdings" w:hint="default"/>
+        <w:sz w:val="20"/>
+      </w:rPr>
+    </w:lvl>
+    <w:lvl w:ilvl="8" w:tentative="1">
+      <w:start w:val="1"/>
+      <w:numFmt w:val="bullet"/>
+      <w:lvlText w:val=""/>
+      <w:lvlJc w:val="left"/>
+      <w:pPr>
+        <w:tabs>
+          <w:tab w:val="num" w:pos="6480"/>
+        </w:tabs>
+        <w:ind w:left="6480" w:hanging="360"/>
+      </w:pPr>
+      <w:rPr>
+        <w:rFonts w:ascii="Wingdings" w:hAnsi="Wingdings" w:hint="default"/>
+        <w:sz w:val="20"/>
+      </w:rPr>
+    </w:lvl>
+  </w:abstractNum>
+  <w:abstractNum w:abstractNumId="10" w15:restartNumberingAfterBreak="0">
     <w:nsid w:val="3FA43EF1"/>
     <w:multiLevelType w:val="multilevel"/>
     <w:tmpl w:val="AF04D186"/>
@@ -3919,7 +4473,7 @@
       </w:pPr>
     </w:lvl>
   </w:abstractNum>
-  <w:abstractNum w:abstractNumId="10" w15:restartNumberingAfterBreak="0">
+  <w:abstractNum w:abstractNumId="11" w15:restartNumberingAfterBreak="0">
     <w:nsid w:val="47F970B3"/>
     <w:multiLevelType w:val="multilevel"/>
     <w:tmpl w:val="BC9C2B58"/>
@@ -4068,7 +4622,7 @@
       </w:rPr>
     </w:lvl>
   </w:abstractNum>
-  <w:abstractNum w:abstractNumId="11" w15:restartNumberingAfterBreak="0">
+  <w:abstractNum w:abstractNumId="12" w15:restartNumberingAfterBreak="0">
     <w:nsid w:val="555434DB"/>
     <w:multiLevelType w:val="multilevel"/>
     <w:tmpl w:val="C498B04A"/>
@@ -4217,7 +4771,7 @@
       </w:rPr>
     </w:lvl>
   </w:abstractNum>
-  <w:abstractNum w:abstractNumId="12" w15:restartNumberingAfterBreak="0">
+  <w:abstractNum w:abstractNumId="13" w15:restartNumberingAfterBreak="0">
     <w:nsid w:val="5FFA48AA"/>
     <w:multiLevelType w:val="multilevel"/>
     <w:tmpl w:val="BDDE9554"/>
@@ -4330,7 +4884,7 @@
       </w:pPr>
     </w:lvl>
   </w:abstractNum>
-  <w:abstractNum w:abstractNumId="13" w15:restartNumberingAfterBreak="0">
+  <w:abstractNum w:abstractNumId="14" w15:restartNumberingAfterBreak="0">
     <w:nsid w:val="60A85999"/>
     <w:multiLevelType w:val="multilevel"/>
     <w:tmpl w:val="2796086E"/>
@@ -4479,7 +5033,7 @@
       </w:rPr>
     </w:lvl>
   </w:abstractNum>
-  <w:abstractNum w:abstractNumId="14" w15:restartNumberingAfterBreak="0">
+  <w:abstractNum w:abstractNumId="15" w15:restartNumberingAfterBreak="0">
     <w:nsid w:val="666630E4"/>
     <w:multiLevelType w:val="multilevel"/>
     <w:tmpl w:val="A134D35C"/>
@@ -4628,7 +5182,156 @@
       </w:rPr>
     </w:lvl>
   </w:abstractNum>
-  <w:abstractNum w:abstractNumId="15" w15:restartNumberingAfterBreak="0">
+  <w:abstractNum w:abstractNumId="16" w15:restartNumberingAfterBreak="0">
+    <w:nsid w:val="736C42AA"/>
+    <w:multiLevelType w:val="multilevel"/>
+    <w:tmpl w:val="6738375C"/>
+    <w:lvl w:ilvl="0">
+      <w:start w:val="1"/>
+      <w:numFmt w:val="bullet"/>
+      <w:lvlText w:val=""/>
+      <w:lvlJc w:val="left"/>
+      <w:pPr>
+        <w:tabs>
+          <w:tab w:val="num" w:pos="720"/>
+        </w:tabs>
+        <w:ind w:left="720" w:hanging="360"/>
+      </w:pPr>
+      <w:rPr>
+        <w:rFonts w:ascii="Symbol" w:hAnsi="Symbol" w:hint="default"/>
+        <w:sz w:val="20"/>
+      </w:rPr>
+    </w:lvl>
+    <w:lvl w:ilvl="1" w:tentative="1">
+      <w:start w:val="1"/>
+      <w:numFmt w:val="bullet"/>
+      <w:lvlText w:val="o"/>
+      <w:lvlJc w:val="left"/>
+      <w:pPr>
+        <w:tabs>
+          <w:tab w:val="num" w:pos="1440"/>
+        </w:tabs>
+        <w:ind w:left="1440" w:hanging="360"/>
+      </w:pPr>
+      <w:rPr>
+        <w:rFonts w:ascii="Courier New" w:hAnsi="Courier New" w:hint="default"/>
+        <w:sz w:val="20"/>
+      </w:rPr>
+    </w:lvl>
+    <w:lvl w:ilvl="2" w:tentative="1">
+      <w:start w:val="1"/>
+      <w:numFmt w:val="bullet"/>
+      <w:lvlText w:val=""/>
+      <w:lvlJc w:val="left"/>
+      <w:pPr>
+        <w:tabs>
+          <w:tab w:val="num" w:pos="2160"/>
+        </w:tabs>
+        <w:ind w:left="2160" w:hanging="360"/>
+      </w:pPr>
+      <w:rPr>
+        <w:rFonts w:ascii="Wingdings" w:hAnsi="Wingdings" w:hint="default"/>
+        <w:sz w:val="20"/>
+      </w:rPr>
+    </w:lvl>
+    <w:lvl w:ilvl="3" w:tentative="1">
+      <w:start w:val="1"/>
+      <w:numFmt w:val="bullet"/>
+      <w:lvlText w:val=""/>
+      <w:lvlJc w:val="left"/>
+      <w:pPr>
+        <w:tabs>
+          <w:tab w:val="num" w:pos="2880"/>
+        </w:tabs>
+        <w:ind w:left="2880" w:hanging="360"/>
+      </w:pPr>
+      <w:rPr>
+        <w:rFonts w:ascii="Wingdings" w:hAnsi="Wingdings" w:hint="default"/>
+        <w:sz w:val="20"/>
+      </w:rPr>
+    </w:lvl>
+    <w:lvl w:ilvl="4" w:tentative="1">
+      <w:start w:val="1"/>
+      <w:numFmt w:val="bullet"/>
+      <w:lvlText w:val=""/>
+      <w:lvlJc w:val="left"/>
+      <w:pPr>
+        <w:tabs>
+          <w:tab w:val="num" w:pos="3600"/>
+        </w:tabs>
+        <w:ind w:left="3600" w:hanging="360"/>
+      </w:pPr>
+      <w:rPr>
+        <w:rFonts w:ascii="Wingdings" w:hAnsi="Wingdings" w:hint="default"/>
+        <w:sz w:val="20"/>
+      </w:rPr>
+    </w:lvl>
+    <w:lvl w:ilvl="5" w:tentative="1">
+      <w:start w:val="1"/>
+      <w:numFmt w:val="bullet"/>
+      <w:lvlText w:val=""/>
+      <w:lvlJc w:val="left"/>
+      <w:pPr>
+        <w:tabs>
+          <w:tab w:val="num" w:pos="4320"/>
+        </w:tabs>
+        <w:ind w:left="4320" w:hanging="360"/>
+      </w:pPr>
+      <w:rPr>
+        <w:rFonts w:ascii="Wingdings" w:hAnsi="Wingdings" w:hint="default"/>
+        <w:sz w:val="20"/>
+      </w:rPr>
+    </w:lvl>
+    <w:lvl w:ilvl="6" w:tentative="1">
+      <w:start w:val="1"/>
+      <w:numFmt w:val="bullet"/>
+      <w:lvlText w:val=""/>
+      <w:lvlJc w:val="left"/>
+      <w:pPr>
+        <w:tabs>
+          <w:tab w:val="num" w:pos="5040"/>
+        </w:tabs>
+        <w:ind w:left="5040" w:hanging="360"/>
+      </w:pPr>
+      <w:rPr>
+        <w:rFonts w:ascii="Wingdings" w:hAnsi="Wingdings" w:hint="default"/>
+        <w:sz w:val="20"/>
+      </w:rPr>
+    </w:lvl>
+    <w:lvl w:ilvl="7" w:tentative="1">
+      <w:start w:val="1"/>
+      <w:numFmt w:val="bullet"/>
+      <w:lvlText w:val=""/>
+      <w:lvlJc w:val="left"/>
+      <w:pPr>
+        <w:tabs>
+          <w:tab w:val="num" w:pos="5760"/>
+        </w:tabs>
+        <w:ind w:left="5760" w:hanging="360"/>
+      </w:pPr>
+      <w:rPr>
+        <w:rFonts w:ascii="Wingdings" w:hAnsi="Wingdings" w:hint="default"/>
+        <w:sz w:val="20"/>
+      </w:rPr>
+    </w:lvl>
+    <w:lvl w:ilvl="8" w:tentative="1">
+      <w:start w:val="1"/>
+      <w:numFmt w:val="bullet"/>
+      <w:lvlText w:val=""/>
+      <w:lvlJc w:val="left"/>
+      <w:pPr>
+        <w:tabs>
+          <w:tab w:val="num" w:pos="6480"/>
+        </w:tabs>
+        <w:ind w:left="6480" w:hanging="360"/>
+      </w:pPr>
+      <w:rPr>
+        <w:rFonts w:ascii="Wingdings" w:hAnsi="Wingdings" w:hint="default"/>
+        <w:sz w:val="20"/>
+      </w:rPr>
+    </w:lvl>
+  </w:abstractNum>
+  <w:abstractNum w:abstractNumId="17" w15:restartNumberingAfterBreak="0">
     <w:nsid w:val="79340B36"/>
     <w:multiLevelType w:val="multilevel"/>
     <w:tmpl w:val="B4E443D8"/>
@@ -4777,7 +5480,7 @@
       </w:rPr>
     </w:lvl>
   </w:abstractNum>
-  <w:abstractNum w:abstractNumId="16" w15:restartNumberingAfterBreak="0">
+  <w:abstractNum w:abstractNumId="18" w15:restartNumberingAfterBreak="0">
     <w:nsid w:val="7DE46B4A"/>
     <w:multiLevelType w:val="multilevel"/>
     <w:tmpl w:val="99C4659C"/>
@@ -4891,7 +5594,7 @@
     </w:lvl>
   </w:abstractNum>
   <w:num w:numId="1" w16cid:durableId="470904277">
-    <w:abstractNumId w:val="10"/>
+    <w:abstractNumId w:val="11"/>
   </w:num>
   <w:num w:numId="2" w16cid:durableId="530191388">
     <w:abstractNumId w:val="2"/>
@@ -4906,10 +5609,10 @@
     <w:abstractNumId w:val="0"/>
   </w:num>
   <w:num w:numId="6" w16cid:durableId="210045106">
-    <w:abstractNumId w:val="15"/>
+    <w:abstractNumId w:val="17"/>
   </w:num>
   <w:num w:numId="7" w16cid:durableId="1283653783">
-    <w:abstractNumId w:val="11"/>
+    <w:abstractNumId w:val="12"/>
   </w:num>
   <w:num w:numId="8" w16cid:durableId="1623733704">
     <w:abstractNumId w:val="3"/>
@@ -4918,28 +5621,34 @@
     <w:abstractNumId w:val="1"/>
   </w:num>
   <w:num w:numId="10" w16cid:durableId="1981496632">
-    <w:abstractNumId w:val="14"/>
+    <w:abstractNumId w:val="15"/>
   </w:num>
   <w:num w:numId="11" w16cid:durableId="2011518913">
     <w:abstractNumId w:val="4"/>
   </w:num>
   <w:num w:numId="12" w16cid:durableId="1890263237">
-    <w:abstractNumId w:val="13"/>
+    <w:abstractNumId w:val="14"/>
   </w:num>
   <w:num w:numId="13" w16cid:durableId="2057660321">
     <w:abstractNumId w:val="8"/>
   </w:num>
   <w:num w:numId="14" w16cid:durableId="1199854482">
-    <w:abstractNumId w:val="16"/>
+    <w:abstractNumId w:val="18"/>
   </w:num>
   <w:num w:numId="15" w16cid:durableId="1301502065">
-    <w:abstractNumId w:val="9"/>
+    <w:abstractNumId w:val="10"/>
   </w:num>
   <w:num w:numId="16" w16cid:durableId="1155881701">
     <w:abstractNumId w:val="6"/>
   </w:num>
   <w:num w:numId="17" w16cid:durableId="658389100">
-    <w:abstractNumId w:val="12"/>
+    <w:abstractNumId w:val="13"/>
+  </w:num>
+  <w:num w:numId="18" w16cid:durableId="626206665">
+    <w:abstractNumId w:val="9"/>
+  </w:num>
+  <w:num w:numId="19" w16cid:durableId="203834135">
+    <w:abstractNumId w:val="16"/>
   </w:num>
 </w:numbering>
 </file>
@@ -5547,7 +6256,6 @@
   <w:style w:type="character" w:default="1" w:styleId="DefaultParagraphFont">
     <w:name w:val="Default Paragraph Font"/>
     <w:uiPriority w:val="1"/>
-    <w:semiHidden/>
     <w:unhideWhenUsed/>
   </w:style>
   <w:style w:type="table" w:default="1" w:styleId="TableNormal">
